--- a/Technical_Constraints_and_File_Modification_Guide.docx
+++ b/Technical_Constraints_and_File_Modification_Guide.docx
@@ -4,11 +4,12 @@
   <w:body>
     <w:p>
       <w:pPr>
-        <w:spacing w:before="0" w:after="80"/>
+        <w:spacing w:before="0" w:after="40"/>
+        <w:jc w:val="center"/>
       </w:pPr>
       <w:r>
         <w:rPr>
-          <w:rFonts w:ascii="Calibri" w:hAnsi="Calibri"/>
+          <w:rFonts w:ascii="Times New Roman" w:hAnsi="Times New Roman"/>
           <w:b/>
           <w:color w:val="0F331F"/>
           <w:sz w:val="36"/>
@@ -18,28 +19,58 @@
     </w:p>
     <w:p>
       <w:pPr>
-        <w:spacing w:before="0" w:after="320"/>
+        <w:spacing w:before="0" w:after="80"/>
+        <w:jc w:val="center"/>
       </w:pPr>
       <w:r>
         <w:rPr>
-          <w:rFonts w:ascii="Calibri" w:hAnsi="Calibri"/>
-          <w:b/>
-          <w:color w:val="0284C7"/>
-          <w:sz w:val="25"/>
+          <w:rFonts w:ascii="Times New Roman" w:hAnsi="Times New Roman"/>
+          <w:i/>
+          <w:color w:val="475569"/>
+          <w:sz w:val="24"/>
         </w:rPr>
-        <w:t>Technical Architecture Guide: Codebase File Locations for Updating Rules &amp; Constraints (FIS V3.0)</w:t>
+        <w:t>[An Autonomous Institution | Re-Accredited by NAAC with 'A+' Grade]</w:t>
       </w:r>
     </w:p>
     <w:p>
       <w:pPr>
-        <w:spacing w:before="0" w:after="320"/>
+        <w:spacing w:before="0" w:after="280"/>
+        <w:jc w:val="center"/>
       </w:pPr>
       <w:r>
         <w:rPr>
-          <w:rFonts w:ascii="Calibri" w:hAnsi="Calibri"/>
+          <w:rFonts w:ascii="Times New Roman" w:hAnsi="Times New Roman"/>
+          <w:b/>
+          <w:color w:val="0284C7"/>
+          <w:sz w:val="28"/>
+        </w:rPr>
+        <w:t>FACULTY INFORMATION SYSTEM (SREC FIS V3.0)</w:t>
+      </w:r>
+    </w:p>
+    <w:p>
+      <w:pPr>
+        <w:spacing w:before="120" w:after="120"/>
+      </w:pPr>
+      <w:r>
+        <w:rPr>
+          <w:rFonts w:ascii="Times New Roman" w:hAnsi="Times New Roman"/>
+          <w:b/>
+          <w:color w:val="0F172A"/>
+          <w:sz w:val="32"/>
+        </w:rPr>
+        <w:t>TECHNICAL CONSTRAINTS &amp; CODEBASE FILE MODIFICATION GUIDE</w:t>
+      </w:r>
+    </w:p>
+    <w:p>
+      <w:pPr>
+        <w:spacing w:before="0" w:after="280"/>
+      </w:pPr>
+      <w:r>
+        <w:rPr>
+          <w:rFonts w:ascii="Times New Roman" w:hAnsi="Times New Roman"/>
           <w:i/>
           <w:color w:val="64748B"/>
-          <w:sz w:val="19"/>
+          <w:sz w:val="22"/>
         </w:rPr>
         <w:t>Document Generated: August 09, 2026 | Version 3.0 | Status: Active Developer Guide</w:t>
       </w:r>
@@ -52,11 +83,11 @@
     <w:p>
       <w:pPr>
         <w:keepNext/>
-        <w:spacing w:before="280" w:after="120"/>
+        <w:spacing w:before="320" w:after="120"/>
       </w:pPr>
       <w:r>
         <w:rPr>
-          <w:rFonts w:ascii="Calibri" w:hAnsi="Calibri"/>
+          <w:rFonts w:ascii="Times New Roman" w:hAnsi="Times New Roman"/>
           <w:b/>
           <w:color w:val="0F172A"/>
           <w:sz w:val="32"/>
@@ -70,8 +101,8 @@
       </w:pPr>
       <w:r>
         <w:rPr>
-          <w:rFonts w:ascii="Calibri" w:hAnsi="Calibri"/>
-          <w:sz w:val="21"/>
+          <w:rFonts w:ascii="Times New Roman" w:hAnsi="Times New Roman"/>
+          <w:sz w:val="28"/>
         </w:rPr>
         <w:t>This technical manual specifies the exact code files, functions, and line ranges required to modify portal rules, menu visibility, role permissions, appraisal scoring algorithms, faculty transfer mechanisms, and file upload limits in the SREC FIS codebase.</w:t>
       </w:r>
@@ -92,10 +123,10 @@
         </w:tblBorders>
       </w:tblPr>
       <w:tblGrid>
-        <w:gridCol w:w="2484"/>
-        <w:gridCol w:w="2484"/>
-        <w:gridCol w:w="2484"/>
-        <w:gridCol w:w="2484"/>
+        <w:gridCol w:w="2520"/>
+        <w:gridCol w:w="2520"/>
+        <w:gridCol w:w="2520"/>
+        <w:gridCol w:w="2520"/>
       </w:tblGrid>
       <w:tr>
         <w:tc>
@@ -112,10 +143,10 @@
           <w:p>
             <w:r>
               <w:rPr>
-                <w:rFonts w:ascii="Calibri" w:hAnsi="Calibri"/>
+                <w:rFonts w:ascii="Times New Roman" w:hAnsi="Times New Roman"/>
                 <w:b/>
                 <w:color w:val="FFFFFF"/>
-                <w:sz w:val="19"/>
+                <w:sz w:val="28"/>
               </w:rPr>
               <w:t>Constraint / Rule Feature</w:t>
             </w:r>
@@ -123,7 +154,7 @@
         </w:tc>
         <w:tc>
           <w:tcPr>
-            <w:tcW w:type="dxa" w:w="3312"/>
+            <w:tcW w:type="dxa" w:w="3456"/>
             <w:shd w:val="clear" w:color="auto" w:fill="0F331F"/>
             <w:tcMar>
               <w:top w:w="120" w:type="dxa"/>
@@ -135,10 +166,10 @@
           <w:p>
             <w:r>
               <w:rPr>
-                <w:rFonts w:ascii="Calibri" w:hAnsi="Calibri"/>
+                <w:rFonts w:ascii="Times New Roman" w:hAnsi="Times New Roman"/>
                 <w:b/>
                 <w:color w:val="FFFFFF"/>
-                <w:sz w:val="19"/>
+                <w:sz w:val="28"/>
               </w:rPr>
               <w:t>Target File Path</w:t>
             </w:r>
@@ -158,10 +189,10 @@
           <w:p>
             <w:r>
               <w:rPr>
-                <w:rFonts w:ascii="Calibri" w:hAnsi="Calibri"/>
+                <w:rFonts w:ascii="Times New Roman" w:hAnsi="Times New Roman"/>
                 <w:b/>
                 <w:color w:val="FFFFFF"/>
-                <w:sz w:val="19"/>
+                <w:sz w:val="28"/>
               </w:rPr>
               <w:t>Key Function / Block</w:t>
             </w:r>
@@ -181,12 +212,12 @@
           <w:p>
             <w:r>
               <w:rPr>
-                <w:rFonts w:ascii="Calibri" w:hAnsi="Calibri"/>
+                <w:rFonts w:ascii="Times New Roman" w:hAnsi="Times New Roman"/>
                 <w:b/>
                 <w:color w:val="FFFFFF"/>
-                <w:sz w:val="19"/>
+                <w:sz w:val="28"/>
               </w:rPr>
-              <w:t>Line Range Range</w:t>
+              <w:t>Line Range</w:t>
             </w:r>
           </w:p>
         </w:tc>
@@ -206,8 +237,8 @@
           <w:p>
             <w:r>
               <w:rPr>
-                <w:rFonts w:ascii="Calibri" w:hAnsi="Calibri"/>
-                <w:sz w:val="18"/>
+                <w:rFonts w:ascii="Times New Roman" w:hAnsi="Times New Roman"/>
+                <w:sz w:val="28"/>
               </w:rPr>
               <w:t>Navigation Sidebar Items &amp; Tree</w:t>
             </w:r>
@@ -215,7 +246,7 @@
         </w:tc>
         <w:tc>
           <w:tcPr>
-            <w:tcW w:type="dxa" w:w="3312"/>
+            <w:tcW w:type="dxa" w:w="3456"/>
             <w:shd w:val="clear" w:color="auto" w:fill="F8FAFC"/>
             <w:tcMar>
               <w:top w:w="120" w:type="dxa"/>
@@ -227,10 +258,10 @@
           <w:p>
             <w:r>
               <w:rPr>
-                <w:rFonts w:ascii="Calibri" w:hAnsi="Calibri"/>
+                <w:rFonts w:ascii="Times New Roman" w:hAnsi="Times New Roman"/>
                 <w:b/>
                 <w:color w:val="0369A1"/>
-                <w:sz w:val="18"/>
+                <w:sz w:val="28"/>
               </w:rPr>
               <w:t>client/src/components/Sidebar.jsx</w:t>
             </w:r>
@@ -250,8 +281,8 @@
           <w:p>
             <w:r>
               <w:rPr>
-                <w:rFonts w:ascii="Calibri" w:hAnsi="Calibri"/>
-                <w:sz w:val="18"/>
+                <w:rFonts w:ascii="Times New Roman" w:hAnsi="Times New Roman"/>
+                <w:sz w:val="28"/>
               </w:rPr>
               <w:t>getMenuStructure()</w:t>
             </w:r>
@@ -271,10 +302,10 @@
           <w:p>
             <w:r>
               <w:rPr>
-                <w:rFonts w:ascii="Calibri" w:hAnsi="Calibri"/>
+                <w:rFonts w:ascii="Times New Roman" w:hAnsi="Times New Roman"/>
                 <w:b/>
                 <w:color w:val="0369A1"/>
-                <w:sz w:val="18"/>
+                <w:sz w:val="28"/>
               </w:rPr>
               <w:t>L60-L325</w:t>
             </w:r>
@@ -296,8 +327,8 @@
           <w:p>
             <w:r>
               <w:rPr>
-                <w:rFonts w:ascii="Calibri" w:hAnsi="Calibri"/>
-                <w:sz w:val="18"/>
+                <w:rFonts w:ascii="Times New Roman" w:hAnsi="Times New Roman"/>
+                <w:sz w:val="28"/>
               </w:rPr>
               <w:t>Navbar Role Labels &amp; Switcher</w:t>
             </w:r>
@@ -305,7 +336,7 @@
         </w:tc>
         <w:tc>
           <w:tcPr>
-            <w:tcW w:type="dxa" w:w="3312"/>
+            <w:tcW w:type="dxa" w:w="3456"/>
             <w:shd w:val="clear" w:color="auto" w:fill="FFFFFF"/>
             <w:tcMar>
               <w:top w:w="120" w:type="dxa"/>
@@ -317,10 +348,10 @@
           <w:p>
             <w:r>
               <w:rPr>
-                <w:rFonts w:ascii="Calibri" w:hAnsi="Calibri"/>
+                <w:rFonts w:ascii="Times New Roman" w:hAnsi="Times New Roman"/>
                 <w:b/>
                 <w:color w:val="0369A1"/>
-                <w:sz w:val="18"/>
+                <w:sz w:val="28"/>
               </w:rPr>
               <w:t>client/src/components/Navbar.jsx</w:t>
             </w:r>
@@ -340,8 +371,8 @@
           <w:p>
             <w:r>
               <w:rPr>
-                <w:rFonts w:ascii="Calibri" w:hAnsi="Calibri"/>
-                <w:sz w:val="18"/>
+                <w:rFonts w:ascii="Times New Roman" w:hAnsi="Times New Roman"/>
+                <w:sz w:val="28"/>
               </w:rPr>
               <w:t>roleLabel / user menu</w:t>
             </w:r>
@@ -361,10 +392,10 @@
           <w:p>
             <w:r>
               <w:rPr>
-                <w:rFonts w:ascii="Calibri" w:hAnsi="Calibri"/>
+                <w:rFonts w:ascii="Times New Roman" w:hAnsi="Times New Roman"/>
                 <w:b/>
                 <w:color w:val="0369A1"/>
-                <w:sz w:val="18"/>
+                <w:sz w:val="28"/>
               </w:rPr>
               <w:t>L120-L135</w:t>
             </w:r>
@@ -386,8 +417,8 @@
           <w:p>
             <w:r>
               <w:rPr>
-                <w:rFonts w:ascii="Calibri" w:hAnsi="Calibri"/>
-                <w:sz w:val="18"/>
+                <w:rFonts w:ascii="Times New Roman" w:hAnsi="Times New Roman"/>
+                <w:sz w:val="28"/>
               </w:rPr>
               <w:t>Role JWT Issuance &amp; Claims</w:t>
             </w:r>
@@ -395,7 +426,7 @@
         </w:tc>
         <w:tc>
           <w:tcPr>
-            <w:tcW w:type="dxa" w:w="3312"/>
+            <w:tcW w:type="dxa" w:w="3456"/>
             <w:shd w:val="clear" w:color="auto" w:fill="F8FAFC"/>
             <w:tcMar>
               <w:top w:w="120" w:type="dxa"/>
@@ -407,10 +438,10 @@
           <w:p>
             <w:r>
               <w:rPr>
-                <w:rFonts w:ascii="Calibri" w:hAnsi="Calibri"/>
+                <w:rFonts w:ascii="Times New Roman" w:hAnsi="Times New Roman"/>
                 <w:b/>
                 <w:color w:val="0369A1"/>
-                <w:sz w:val="18"/>
+                <w:sz w:val="28"/>
               </w:rPr>
               <w:t>server/routes/auth.js</w:t>
             </w:r>
@@ -430,8 +461,8 @@
           <w:p>
             <w:r>
               <w:rPr>
-                <w:rFonts w:ascii="Calibri" w:hAnsi="Calibri"/>
-                <w:sz w:val="18"/>
+                <w:rFonts w:ascii="Times New Roman" w:hAnsi="Times New Roman"/>
+                <w:sz w:val="28"/>
               </w:rPr>
               <w:t>POST /api/auth/login</w:t>
             </w:r>
@@ -451,10 +482,10 @@
           <w:p>
             <w:r>
               <w:rPr>
-                <w:rFonts w:ascii="Calibri" w:hAnsi="Calibri"/>
+                <w:rFonts w:ascii="Times New Roman" w:hAnsi="Times New Roman"/>
                 <w:b/>
                 <w:color w:val="0369A1"/>
-                <w:sz w:val="18"/>
+                <w:sz w:val="28"/>
               </w:rPr>
               <w:t>L35-L130</w:t>
             </w:r>
@@ -476,8 +507,8 @@
           <w:p>
             <w:r>
               <w:rPr>
-                <w:rFonts w:ascii="Calibri" w:hAnsi="Calibri"/>
-                <w:sz w:val="18"/>
+                <w:rFonts w:ascii="Times New Roman" w:hAnsi="Times New Roman"/>
+                <w:sz w:val="28"/>
               </w:rPr>
               <w:t>File Access JWT Guard</w:t>
             </w:r>
@@ -485,7 +516,7 @@
         </w:tc>
         <w:tc>
           <w:tcPr>
-            <w:tcW w:type="dxa" w:w="3312"/>
+            <w:tcW w:type="dxa" w:w="3456"/>
             <w:shd w:val="clear" w:color="auto" w:fill="FFFFFF"/>
             <w:tcMar>
               <w:top w:w="120" w:type="dxa"/>
@@ -497,10 +528,10 @@
           <w:p>
             <w:r>
               <w:rPr>
-                <w:rFonts w:ascii="Calibri" w:hAnsi="Calibri"/>
+                <w:rFonts w:ascii="Times New Roman" w:hAnsi="Times New Roman"/>
                 <w:b/>
                 <w:color w:val="0369A1"/>
-                <w:sz w:val="18"/>
+                <w:sz w:val="28"/>
               </w:rPr>
               <w:t>server/server.js</w:t>
             </w:r>
@@ -520,8 +551,8 @@
           <w:p>
             <w:r>
               <w:rPr>
-                <w:rFonts w:ascii="Calibri" w:hAnsi="Calibri"/>
-                <w:sz w:val="18"/>
+                <w:rFonts w:ascii="Times New Roman" w:hAnsi="Times New Roman"/>
+                <w:sz w:val="28"/>
               </w:rPr>
               <w:t>requireFileAuth middleware</w:t>
             </w:r>
@@ -541,10 +572,10 @@
           <w:p>
             <w:r>
               <w:rPr>
-                <w:rFonts w:ascii="Calibri" w:hAnsi="Calibri"/>
+                <w:rFonts w:ascii="Times New Roman" w:hAnsi="Times New Roman"/>
                 <w:b/>
                 <w:color w:val="0369A1"/>
-                <w:sz w:val="18"/>
+                <w:sz w:val="28"/>
               </w:rPr>
               <w:t>L28-L44</w:t>
             </w:r>
@@ -566,8 +597,8 @@
           <w:p>
             <w:r>
               <w:rPr>
-                <w:rFonts w:ascii="Calibri" w:hAnsi="Calibri"/>
-                <w:sz w:val="18"/>
+                <w:rFonts w:ascii="Times New Roman" w:hAnsi="Times New Roman"/>
+                <w:sz w:val="28"/>
               </w:rPr>
               <w:t>Faculty Transfer &amp; Folder Move</w:t>
             </w:r>
@@ -575,7 +606,7 @@
         </w:tc>
         <w:tc>
           <w:tcPr>
-            <w:tcW w:type="dxa" w:w="3312"/>
+            <w:tcW w:type="dxa" w:w="3456"/>
             <w:shd w:val="clear" w:color="auto" w:fill="F8FAFC"/>
             <w:tcMar>
               <w:top w:w="120" w:type="dxa"/>
@@ -587,10 +618,10 @@
           <w:p>
             <w:r>
               <w:rPr>
-                <w:rFonts w:ascii="Calibri" w:hAnsi="Calibri"/>
+                <w:rFonts w:ascii="Times New Roman" w:hAnsi="Times New Roman"/>
                 <w:b/>
                 <w:color w:val="0369A1"/>
-                <w:sz w:val="18"/>
+                <w:sz w:val="28"/>
               </w:rPr>
               <w:t>server/routes/admin.js</w:t>
             </w:r>
@@ -610,8 +641,8 @@
           <w:p>
             <w:r>
               <w:rPr>
-                <w:rFonts w:ascii="Calibri" w:hAnsi="Calibri"/>
-                <w:sz w:val="18"/>
+                <w:rFonts w:ascii="Times New Roman" w:hAnsi="Times New Roman"/>
+                <w:sz w:val="28"/>
               </w:rPr>
               <w:t>POST /api/admin/faculty/transfer</w:t>
             </w:r>
@@ -631,10 +662,10 @@
           <w:p>
             <w:r>
               <w:rPr>
-                <w:rFonts w:ascii="Calibri" w:hAnsi="Calibri"/>
+                <w:rFonts w:ascii="Times New Roman" w:hAnsi="Times New Roman"/>
                 <w:b/>
                 <w:color w:val="0369A1"/>
-                <w:sz w:val="18"/>
+                <w:sz w:val="28"/>
               </w:rPr>
               <w:t>L715-L755</w:t>
             </w:r>
@@ -656,8 +687,8 @@
           <w:p>
             <w:r>
               <w:rPr>
-                <w:rFonts w:ascii="Calibri" w:hAnsi="Calibri"/>
-                <w:sz w:val="18"/>
+                <w:rFonts w:ascii="Times New Roman" w:hAnsi="Times New Roman"/>
+                <w:sz w:val="28"/>
               </w:rPr>
               <w:t>Physical Disk Directory Relocation</w:t>
             </w:r>
@@ -665,7 +696,7 @@
         </w:tc>
         <w:tc>
           <w:tcPr>
-            <w:tcW w:type="dxa" w:w="3312"/>
+            <w:tcW w:type="dxa" w:w="3456"/>
             <w:shd w:val="clear" w:color="auto" w:fill="FFFFFF"/>
             <w:tcMar>
               <w:top w:w="120" w:type="dxa"/>
@@ -677,10 +708,10 @@
           <w:p>
             <w:r>
               <w:rPr>
-                <w:rFonts w:ascii="Calibri" w:hAnsi="Calibri"/>
+                <w:rFonts w:ascii="Times New Roman" w:hAnsi="Times New Roman"/>
                 <w:b/>
                 <w:color w:val="0369A1"/>
-                <w:sz w:val="18"/>
+                <w:sz w:val="28"/>
               </w:rPr>
               <w:t>server/utils/fileStorage.js</w:t>
             </w:r>
@@ -700,8 +731,8 @@
           <w:p>
             <w:r>
               <w:rPr>
-                <w:rFonts w:ascii="Calibri" w:hAnsi="Calibri"/>
-                <w:sz w:val="18"/>
+                <w:rFonts w:ascii="Times New Roman" w:hAnsi="Times New Roman"/>
+                <w:sz w:val="28"/>
               </w:rPr>
               <w:t>moveFacultyDirectory()</w:t>
             </w:r>
@@ -721,10 +752,10 @@
           <w:p>
             <w:r>
               <w:rPr>
-                <w:rFonts w:ascii="Calibri" w:hAnsi="Calibri"/>
+                <w:rFonts w:ascii="Times New Roman" w:hAnsi="Times New Roman"/>
                 <w:b/>
                 <w:color w:val="0369A1"/>
-                <w:sz w:val="18"/>
+                <w:sz w:val="28"/>
               </w:rPr>
               <w:t>L230-L290</w:t>
             </w:r>
@@ -746,8 +777,8 @@
           <w:p>
             <w:r>
               <w:rPr>
-                <w:rFonts w:ascii="Calibri" w:hAnsi="Calibri"/>
-                <w:sz w:val="18"/>
+                <w:rFonts w:ascii="Times New Roman" w:hAnsi="Times New Roman"/>
+                <w:sz w:val="28"/>
               </w:rPr>
               <w:t>Department Transfer History Schema</w:t>
             </w:r>
@@ -755,7 +786,7 @@
         </w:tc>
         <w:tc>
           <w:tcPr>
-            <w:tcW w:type="dxa" w:w="3312"/>
+            <w:tcW w:type="dxa" w:w="3456"/>
             <w:shd w:val="clear" w:color="auto" w:fill="F8FAFC"/>
             <w:tcMar>
               <w:top w:w="120" w:type="dxa"/>
@@ -767,10 +798,10 @@
           <w:p>
             <w:r>
               <w:rPr>
-                <w:rFonts w:ascii="Calibri" w:hAnsi="Calibri"/>
+                <w:rFonts w:ascii="Times New Roman" w:hAnsi="Times New Roman"/>
                 <w:b/>
                 <w:color w:val="0369A1"/>
-                <w:sz w:val="18"/>
+                <w:sz w:val="28"/>
               </w:rPr>
               <w:t>server/db.js</w:t>
             </w:r>
@@ -790,8 +821,8 @@
           <w:p>
             <w:r>
               <w:rPr>
-                <w:rFonts w:ascii="Calibri" w:hAnsi="Calibri"/>
-                <w:sz w:val="18"/>
+                <w:rFonts w:ascii="Times New Roman" w:hAnsi="Times New Roman"/>
+                <w:sz w:val="28"/>
               </w:rPr>
               <w:t>staff_department_history DDL</w:t>
             </w:r>
@@ -811,10 +842,10 @@
           <w:p>
             <w:r>
               <w:rPr>
-                <w:rFonts w:ascii="Calibri" w:hAnsi="Calibri"/>
+                <w:rFonts w:ascii="Times New Roman" w:hAnsi="Times New Roman"/>
                 <w:b/>
                 <w:color w:val="0369A1"/>
-                <w:sz w:val="18"/>
+                <w:sz w:val="28"/>
               </w:rPr>
               <w:t>L554-L561</w:t>
             </w:r>
@@ -836,8 +867,8 @@
           <w:p>
             <w:r>
               <w:rPr>
-                <w:rFonts w:ascii="Calibri" w:hAnsi="Calibri"/>
-                <w:sz w:val="18"/>
+                <w:rFonts w:ascii="Times New Roman" w:hAnsi="Times New Roman"/>
+                <w:sz w:val="28"/>
               </w:rPr>
               <w:t>Appraisal Completed Academic Year</w:t>
             </w:r>
@@ -845,7 +876,7 @@
         </w:tc>
         <w:tc>
           <w:tcPr>
-            <w:tcW w:type="dxa" w:w="3312"/>
+            <w:tcW w:type="dxa" w:w="3456"/>
             <w:shd w:val="clear" w:color="auto" w:fill="FFFFFF"/>
             <w:tcMar>
               <w:top w:w="120" w:type="dxa"/>
@@ -857,10 +888,10 @@
           <w:p>
             <w:r>
               <w:rPr>
-                <w:rFonts w:ascii="Calibri" w:hAnsi="Calibri"/>
+                <w:rFonts w:ascii="Times New Roman" w:hAnsi="Times New Roman"/>
                 <w:b/>
                 <w:color w:val="0369A1"/>
-                <w:sz w:val="18"/>
+                <w:sz w:val="28"/>
               </w:rPr>
               <w:t>client/src/utils/academicYear.js</w:t>
             </w:r>
@@ -880,8 +911,8 @@
           <w:p>
             <w:r>
               <w:rPr>
-                <w:rFonts w:ascii="Calibri" w:hAnsi="Calibri"/>
-                <w:sz w:val="18"/>
+                <w:rFonts w:ascii="Times New Roman" w:hAnsi="Times New Roman"/>
+                <w:sz w:val="28"/>
               </w:rPr>
               <w:t>getAppraisalAcademicYear()</w:t>
             </w:r>
@@ -901,10 +932,10 @@
           <w:p>
             <w:r>
               <w:rPr>
-                <w:rFonts w:ascii="Calibri" w:hAnsi="Calibri"/>
+                <w:rFonts w:ascii="Times New Roman" w:hAnsi="Times New Roman"/>
                 <w:b/>
                 <w:color w:val="0369A1"/>
-                <w:sz w:val="18"/>
+                <w:sz w:val="28"/>
               </w:rPr>
               <w:t>L20-L33</w:t>
             </w:r>
@@ -926,16 +957,16 @@
           <w:p>
             <w:r>
               <w:rPr>
-                <w:rFonts w:ascii="Calibri" w:hAnsi="Calibri"/>
-                <w:sz w:val="18"/>
+                <w:rFonts w:ascii="Times New Roman" w:hAnsi="Times New Roman"/>
+                <w:sz w:val="28"/>
               </w:rPr>
-              <w:t>Appraisal Engine &amp; Designation Resolution</w:t>
+              <w:t>Appraisal Engine &amp; Designation Overrides</w:t>
             </w:r>
           </w:p>
         </w:tc>
         <w:tc>
           <w:tcPr>
-            <w:tcW w:type="dxa" w:w="3312"/>
+            <w:tcW w:type="dxa" w:w="3456"/>
             <w:shd w:val="clear" w:color="auto" w:fill="F8FAFC"/>
             <w:tcMar>
               <w:top w:w="120" w:type="dxa"/>
@@ -947,10 +978,10 @@
           <w:p>
             <w:r>
               <w:rPr>
-                <w:rFonts w:ascii="Calibri" w:hAnsi="Calibri"/>
+                <w:rFonts w:ascii="Times New Roman" w:hAnsi="Times New Roman"/>
                 <w:b/>
                 <w:color w:val="0369A1"/>
-                <w:sz w:val="18"/>
+                <w:sz w:val="28"/>
               </w:rPr>
               <w:t>client/src/pages/Appraisal.jsx</w:t>
             </w:r>
@@ -970,8 +1001,8 @@
           <w:p>
             <w:r>
               <w:rPr>
-                <w:rFonts w:ascii="Calibri" w:hAnsi="Calibri"/>
-                <w:sz w:val="18"/>
+                <w:rFonts w:ascii="Times New Roman" w:hAnsi="Times New Roman"/>
+                <w:sz w:val="28"/>
               </w:rPr>
               <w:t>getConstraint()</w:t>
             </w:r>
@@ -991,10 +1022,10 @@
           <w:p>
             <w:r>
               <w:rPr>
-                <w:rFonts w:ascii="Calibri" w:hAnsi="Calibri"/>
+                <w:rFonts w:ascii="Times New Roman" w:hAnsi="Times New Roman"/>
                 <w:b/>
                 <w:color w:val="0369A1"/>
-                <w:sz w:val="18"/>
+                <w:sz w:val="28"/>
               </w:rPr>
               <w:t>L3565-L3610</w:t>
             </w:r>
@@ -1016,8 +1047,8 @@
           <w:p>
             <w:r>
               <w:rPr>
-                <w:rFonts w:ascii="Calibri" w:hAnsi="Calibri"/>
-                <w:sz w:val="18"/>
+                <w:rFonts w:ascii="Times New Roman" w:hAnsi="Times New Roman"/>
+                <w:sz w:val="28"/>
               </w:rPr>
               <w:t>Designation Filter &amp; Copy Overrides</w:t>
             </w:r>
@@ -1025,7 +1056,7 @@
         </w:tc>
         <w:tc>
           <w:tcPr>
-            <w:tcW w:type="dxa" w:w="3312"/>
+            <w:tcW w:type="dxa" w:w="3456"/>
             <w:shd w:val="clear" w:color="auto" w:fill="FFFFFF"/>
             <w:tcMar>
               <w:top w:w="120" w:type="dxa"/>
@@ -1037,10 +1068,10 @@
           <w:p>
             <w:r>
               <w:rPr>
-                <w:rFonts w:ascii="Calibri" w:hAnsi="Calibri"/>
+                <w:rFonts w:ascii="Times New Roman" w:hAnsi="Times New Roman"/>
                 <w:b/>
                 <w:color w:val="0369A1"/>
-                <w:sz w:val="18"/>
+                <w:sz w:val="28"/>
               </w:rPr>
               <w:t>client/src/pages/Appraisal.jsx</w:t>
             </w:r>
@@ -1060,8 +1091,8 @@
           <w:p>
             <w:r>
               <w:rPr>
-                <w:rFonts w:ascii="Calibri" w:hAnsi="Calibri"/>
-                <w:sz w:val="18"/>
+                <w:rFonts w:ascii="Times New Roman" w:hAnsi="Times New Roman"/>
+                <w:sz w:val="28"/>
               </w:rPr>
               <w:t>Target Designation Bar</w:t>
             </w:r>
@@ -1081,10 +1112,10 @@
           <w:p>
             <w:r>
               <w:rPr>
-                <w:rFonts w:ascii="Calibri" w:hAnsi="Calibri"/>
+                <w:rFonts w:ascii="Times New Roman" w:hAnsi="Times New Roman"/>
                 <w:b/>
                 <w:color w:val="0369A1"/>
-                <w:sz w:val="18"/>
+                <w:sz w:val="28"/>
               </w:rPr>
               <w:t>L1585-L1640</w:t>
             </w:r>
@@ -1106,8 +1137,8 @@
           <w:p>
             <w:r>
               <w:rPr>
-                <w:rFonts w:ascii="Calibri" w:hAnsi="Calibri"/>
-                <w:sz w:val="18"/>
+                <w:rFonts w:ascii="Times New Roman" w:hAnsi="Times New Roman"/>
+                <w:sz w:val="28"/>
               </w:rPr>
               <w:t>Threshold Bracket Configurator</w:t>
             </w:r>
@@ -1115,7 +1146,7 @@
         </w:tc>
         <w:tc>
           <w:tcPr>
-            <w:tcW w:type="dxa" w:w="3312"/>
+            <w:tcW w:type="dxa" w:w="3456"/>
             <w:shd w:val="clear" w:color="auto" w:fill="F8FAFC"/>
             <w:tcMar>
               <w:top w:w="120" w:type="dxa"/>
@@ -1127,10 +1158,10 @@
           <w:p>
             <w:r>
               <w:rPr>
-                <w:rFonts w:ascii="Calibri" w:hAnsi="Calibri"/>
+                <w:rFonts w:ascii="Times New Roman" w:hAnsi="Times New Roman"/>
                 <w:b/>
                 <w:color w:val="0369A1"/>
-                <w:sz w:val="18"/>
+                <w:sz w:val="28"/>
               </w:rPr>
               <w:t>client/src/pages/Appraisal.jsx</w:t>
             </w:r>
@@ -1150,8 +1181,8 @@
           <w:p>
             <w:r>
               <w:rPr>
-                <w:rFonts w:ascii="Calibri" w:hAnsi="Calibri"/>
-                <w:sz w:val="18"/>
+                <w:rFonts w:ascii="Times New Roman" w:hAnsi="Times New Roman"/>
+                <w:sz w:val="28"/>
               </w:rPr>
               <w:t>ruleModalItem modal</w:t>
             </w:r>
@@ -1171,10 +1202,10 @@
           <w:p>
             <w:r>
               <w:rPr>
-                <w:rFonts w:ascii="Calibri" w:hAnsi="Calibri"/>
+                <w:rFonts w:ascii="Times New Roman" w:hAnsi="Times New Roman"/>
                 <w:b/>
                 <w:color w:val="0369A1"/>
-                <w:sz w:val="18"/>
+                <w:sz w:val="28"/>
               </w:rPr>
               <w:t>L5120-L5210</w:t>
             </w:r>
@@ -1196,8 +1227,8 @@
           <w:p>
             <w:r>
               <w:rPr>
-                <w:rFonts w:ascii="Calibri" w:hAnsi="Calibri"/>
-                <w:sz w:val="18"/>
+                <w:rFonts w:ascii="Times New Roman" w:hAnsi="Times New Roman"/>
+                <w:sz w:val="28"/>
               </w:rPr>
               <w:t>Custom PART / Section Addition</w:t>
             </w:r>
@@ -1205,7 +1236,7 @@
         </w:tc>
         <w:tc>
           <w:tcPr>
-            <w:tcW w:type="dxa" w:w="3312"/>
+            <w:tcW w:type="dxa" w:w="3456"/>
             <w:shd w:val="clear" w:color="auto" w:fill="FFFFFF"/>
             <w:tcMar>
               <w:top w:w="120" w:type="dxa"/>
@@ -1217,10 +1248,10 @@
           <w:p>
             <w:r>
               <w:rPr>
-                <w:rFonts w:ascii="Calibri" w:hAnsi="Calibri"/>
+                <w:rFonts w:ascii="Times New Roman" w:hAnsi="Times New Roman"/>
                 <w:b/>
                 <w:color w:val="0369A1"/>
-                <w:sz w:val="18"/>
+                <w:sz w:val="28"/>
               </w:rPr>
               <w:t>client/src/pages/Appraisal.jsx</w:t>
             </w:r>
@@ -1240,8 +1271,8 @@
           <w:p>
             <w:r>
               <w:rPr>
-                <w:rFonts w:ascii="Calibri" w:hAnsi="Calibri"/>
-                <w:sz w:val="18"/>
+                <w:rFonts w:ascii="Times New Roman" w:hAnsi="Times New Roman"/>
+                <w:sz w:val="28"/>
               </w:rPr>
               <w:t>showAddPartModal &amp; distinctSections</w:t>
             </w:r>
@@ -1261,10 +1292,10 @@
           <w:p>
             <w:r>
               <w:rPr>
-                <w:rFonts w:ascii="Calibri" w:hAnsi="Calibri"/>
+                <w:rFonts w:ascii="Times New Roman" w:hAnsi="Times New Roman"/>
                 <w:b/>
                 <w:color w:val="0369A1"/>
-                <w:sz w:val="18"/>
+                <w:sz w:val="28"/>
               </w:rPr>
               <w:t>L5215-L5310</w:t>
             </w:r>
@@ -1286,8 +1317,8 @@
           <w:p>
             <w:r>
               <w:rPr>
-                <w:rFonts w:ascii="Calibri" w:hAnsi="Calibri"/>
-                <w:sz w:val="18"/>
+                <w:rFonts w:ascii="Times New Roman" w:hAnsi="Times New Roman"/>
+                <w:sz w:val="28"/>
               </w:rPr>
               <w:t>Appraisal Approval Workflow &amp; Remarks</w:t>
             </w:r>
@@ -1295,7 +1326,7 @@
         </w:tc>
         <w:tc>
           <w:tcPr>
-            <w:tcW w:type="dxa" w:w="3312"/>
+            <w:tcW w:type="dxa" w:w="3456"/>
             <w:shd w:val="clear" w:color="auto" w:fill="F8FAFC"/>
             <w:tcMar>
               <w:top w:w="120" w:type="dxa"/>
@@ -1307,10 +1338,10 @@
           <w:p>
             <w:r>
               <w:rPr>
-                <w:rFonts w:ascii="Calibri" w:hAnsi="Calibri"/>
+                <w:rFonts w:ascii="Times New Roman" w:hAnsi="Times New Roman"/>
                 <w:b/>
                 <w:color w:val="0369A1"/>
-                <w:sz w:val="18"/>
+                <w:sz w:val="28"/>
               </w:rPr>
               <w:t>client/src/pages/Appraisal.jsx</w:t>
             </w:r>
@@ -1330,8 +1361,8 @@
           <w:p>
             <w:r>
               <w:rPr>
-                <w:rFonts w:ascii="Calibri" w:hAnsi="Calibri"/>
-                <w:sz w:val="18"/>
+                <w:rFonts w:ascii="Times New Roman" w:hAnsi="Times New Roman"/>
+                <w:sz w:val="28"/>
               </w:rPr>
               <w:t>viewingAppraisal submit</w:t>
             </w:r>
@@ -1351,10 +1382,10 @@
           <w:p>
             <w:r>
               <w:rPr>
-                <w:rFonts w:ascii="Calibri" w:hAnsi="Calibri"/>
+                <w:rFonts w:ascii="Times New Roman" w:hAnsi="Times New Roman"/>
                 <w:b/>
                 <w:color w:val="0369A1"/>
-                <w:sz w:val="18"/>
+                <w:sz w:val="28"/>
               </w:rPr>
               <w:t>L3470-L3550</w:t>
             </w:r>
@@ -1376,8 +1407,8 @@
           <w:p>
             <w:r>
               <w:rPr>
-                <w:rFonts w:ascii="Calibri" w:hAnsi="Calibri"/>
-                <w:sz w:val="18"/>
+                <w:rFonts w:ascii="Times New Roman" w:hAnsi="Times New Roman"/>
+                <w:sz w:val="28"/>
               </w:rPr>
               <w:t>Auto-Mapped Proof Document Links</w:t>
             </w:r>
@@ -1385,7 +1416,7 @@
         </w:tc>
         <w:tc>
           <w:tcPr>
-            <w:tcW w:type="dxa" w:w="3312"/>
+            <w:tcW w:type="dxa" w:w="3456"/>
             <w:shd w:val="clear" w:color="auto" w:fill="FFFFFF"/>
             <w:tcMar>
               <w:top w:w="120" w:type="dxa"/>
@@ -1397,10 +1428,10 @@
           <w:p>
             <w:r>
               <w:rPr>
-                <w:rFonts w:ascii="Calibri" w:hAnsi="Calibri"/>
+                <w:rFonts w:ascii="Times New Roman" w:hAnsi="Times New Roman"/>
                 <w:b/>
                 <w:color w:val="0369A1"/>
-                <w:sz w:val="18"/>
+                <w:sz w:val="28"/>
               </w:rPr>
               <w:t>client/src/pages/Appraisal.jsx</w:t>
             </w:r>
@@ -1420,8 +1451,8 @@
           <w:p>
             <w:r>
               <w:rPr>
-                <w:rFonts w:ascii="Calibri" w:hAnsi="Calibri"/>
-                <w:sz w:val="18"/>
+                <w:rFonts w:ascii="Times New Roman" w:hAnsi="Times New Roman"/>
+                <w:sz w:val="28"/>
               </w:rPr>
               <w:t>AutoMappedVerificationPanel</w:t>
             </w:r>
@@ -1441,10 +1472,10 @@
           <w:p>
             <w:r>
               <w:rPr>
-                <w:rFonts w:ascii="Calibri" w:hAnsi="Calibri"/>
+                <w:rFonts w:ascii="Times New Roman" w:hAnsi="Times New Roman"/>
                 <w:b/>
                 <w:color w:val="0369A1"/>
-                <w:sz w:val="18"/>
+                <w:sz w:val="28"/>
               </w:rPr>
               <w:t>L1227-L1490</w:t>
             </w:r>
@@ -1466,8 +1497,8 @@
           <w:p>
             <w:r>
               <w:rPr>
-                <w:rFonts w:ascii="Calibri" w:hAnsi="Calibri"/>
-                <w:sz w:val="18"/>
+                <w:rFonts w:ascii="Times New Roman" w:hAnsi="Times New Roman"/>
+                <w:sz w:val="28"/>
               </w:rPr>
               <w:t>Faculty Read-Only Inputs (Dept Admin)</w:t>
             </w:r>
@@ -1475,7 +1506,7 @@
         </w:tc>
         <w:tc>
           <w:tcPr>
-            <w:tcW w:type="dxa" w:w="3312"/>
+            <w:tcW w:type="dxa" w:w="3456"/>
             <w:shd w:val="clear" w:color="auto" w:fill="F8FAFC"/>
             <w:tcMar>
               <w:top w:w="120" w:type="dxa"/>
@@ -1487,10 +1518,10 @@
           <w:p>
             <w:r>
               <w:rPr>
-                <w:rFonts w:ascii="Calibri" w:hAnsi="Calibri"/>
+                <w:rFonts w:ascii="Times New Roman" w:hAnsi="Times New Roman"/>
                 <w:b/>
                 <w:color w:val="0369A1"/>
-                <w:sz w:val="18"/>
+                <w:sz w:val="28"/>
               </w:rPr>
               <w:t>client/src/pages/Personal.jsx</w:t>
             </w:r>
@@ -1510,8 +1541,8 @@
           <w:p>
             <w:r>
               <w:rPr>
-                <w:rFonts w:ascii="Calibri" w:hAnsi="Calibri"/>
-                <w:sz w:val="18"/>
+                <w:rFonts w:ascii="Times New Roman" w:hAnsi="Times New Roman"/>
+                <w:sz w:val="28"/>
               </w:rPr>
               <w:t>disabled={auth.role === 'dept_admin'}</w:t>
             </w:r>
@@ -1531,10 +1562,10 @@
           <w:p>
             <w:r>
               <w:rPr>
-                <w:rFonts w:ascii="Calibri" w:hAnsi="Calibri"/>
+                <w:rFonts w:ascii="Times New Roman" w:hAnsi="Times New Roman"/>
                 <w:b/>
                 <w:color w:val="0369A1"/>
-                <w:sz w:val="18"/>
+                <w:sz w:val="28"/>
               </w:rPr>
               <w:t>L505-L545</w:t>
             </w:r>
@@ -1556,8 +1587,8 @@
           <w:p>
             <w:r>
               <w:rPr>
-                <w:rFonts w:ascii="Calibri" w:hAnsi="Calibri"/>
-                <w:sz w:val="18"/>
+                <w:rFonts w:ascii="Times New Roman" w:hAnsi="Times New Roman"/>
+                <w:sz w:val="28"/>
               </w:rPr>
               <w:t>Responsibilities Hierarchy</w:t>
             </w:r>
@@ -1565,7 +1596,7 @@
         </w:tc>
         <w:tc>
           <w:tcPr>
-            <w:tcW w:type="dxa" w:w="3312"/>
+            <w:tcW w:type="dxa" w:w="3456"/>
             <w:shd w:val="clear" w:color="auto" w:fill="FFFFFF"/>
             <w:tcMar>
               <w:top w:w="120" w:type="dxa"/>
@@ -1577,10 +1608,10 @@
           <w:p>
             <w:r>
               <w:rPr>
-                <w:rFonts w:ascii="Calibri" w:hAnsi="Calibri"/>
+                <w:rFonts w:ascii="Times New Roman" w:hAnsi="Times New Roman"/>
                 <w:b/>
                 <w:color w:val="0369A1"/>
-                <w:sz w:val="18"/>
+                <w:sz w:val="28"/>
               </w:rPr>
               <w:t>client/src/pages/Responsibilities.jsx</w:t>
             </w:r>
@@ -1600,8 +1631,8 @@
           <w:p>
             <w:r>
               <w:rPr>
-                <w:rFonts w:ascii="Calibri" w:hAnsi="Calibri"/>
-                <w:sz w:val="18"/>
+                <w:rFonts w:ascii="Times New Roman" w:hAnsi="Times New Roman"/>
+                <w:sz w:val="28"/>
               </w:rPr>
               <w:t>isInstitutionalAdmin / isHod</w:t>
             </w:r>
@@ -1621,10 +1652,10 @@
           <w:p>
             <w:r>
               <w:rPr>
-                <w:rFonts w:ascii="Calibri" w:hAnsi="Calibri"/>
+                <w:rFonts w:ascii="Times New Roman" w:hAnsi="Times New Roman"/>
                 <w:b/>
                 <w:color w:val="0369A1"/>
-                <w:sz w:val="18"/>
+                <w:sz w:val="28"/>
               </w:rPr>
               <w:t>L25-L40</w:t>
             </w:r>
@@ -1646,8 +1677,8 @@
           <w:p>
             <w:r>
               <w:rPr>
-                <w:rFonts w:ascii="Calibri" w:hAnsi="Calibri"/>
-                <w:sz w:val="18"/>
+                <w:rFonts w:ascii="Times New Roman" w:hAnsi="Times New Roman"/>
+                <w:sz w:val="28"/>
               </w:rPr>
               <w:t>Database Schema Definitions</w:t>
             </w:r>
@@ -1655,7 +1686,7 @@
         </w:tc>
         <w:tc>
           <w:tcPr>
-            <w:tcW w:type="dxa" w:w="3312"/>
+            <w:tcW w:type="dxa" w:w="3456"/>
             <w:shd w:val="clear" w:color="auto" w:fill="F8FAFC"/>
             <w:tcMar>
               <w:top w:w="120" w:type="dxa"/>
@@ -1667,10 +1698,10 @@
           <w:p>
             <w:r>
               <w:rPr>
-                <w:rFonts w:ascii="Calibri" w:hAnsi="Calibri"/>
+                <w:rFonts w:ascii="Times New Roman" w:hAnsi="Times New Roman"/>
                 <w:b/>
                 <w:color w:val="0369A1"/>
-                <w:sz w:val="18"/>
+                <w:sz w:val="28"/>
               </w:rPr>
               <w:t>server/db.js</w:t>
             </w:r>
@@ -1690,8 +1721,8 @@
           <w:p>
             <w:r>
               <w:rPr>
-                <w:rFonts w:ascii="Calibri" w:hAnsi="Calibri"/>
-                <w:sz w:val="18"/>
+                <w:rFonts w:ascii="Times New Roman" w:hAnsi="Times New Roman"/>
+                <w:sz w:val="28"/>
               </w:rPr>
               <w:t>tables DDL array</w:t>
             </w:r>
@@ -1711,10 +1742,10 @@
           <w:p>
             <w:r>
               <w:rPr>
-                <w:rFonts w:ascii="Calibri" w:hAnsi="Calibri"/>
+                <w:rFonts w:ascii="Times New Roman" w:hAnsi="Times New Roman"/>
                 <w:b/>
                 <w:color w:val="0369A1"/>
-                <w:sz w:val="18"/>
+                <w:sz w:val="28"/>
               </w:rPr>
               <w:t>L70-L570</w:t>
             </w:r>
@@ -1736,8 +1767,8 @@
           <w:p>
             <w:r>
               <w:rPr>
-                <w:rFonts w:ascii="Calibri" w:hAnsi="Calibri"/>
-                <w:sz w:val="18"/>
+                <w:rFonts w:ascii="Times New Roman" w:hAnsi="Times New Roman"/>
+                <w:sz w:val="28"/>
               </w:rPr>
               <w:t>Auto-Doc Schema Script</w:t>
             </w:r>
@@ -1745,7 +1776,7 @@
         </w:tc>
         <w:tc>
           <w:tcPr>
-            <w:tcW w:type="dxa" w:w="3312"/>
+            <w:tcW w:type="dxa" w:w="3456"/>
             <w:shd w:val="clear" w:color="auto" w:fill="FFFFFF"/>
             <w:tcMar>
               <w:top w:w="120" w:type="dxa"/>
@@ -1757,10 +1788,10 @@
           <w:p>
             <w:r>
               <w:rPr>
-                <w:rFonts w:ascii="Calibri" w:hAnsi="Calibri"/>
+                <w:rFonts w:ascii="Times New Roman" w:hAnsi="Times New Roman"/>
                 <w:b/>
                 <w:color w:val="0369A1"/>
-                <w:sz w:val="18"/>
+                <w:sz w:val="28"/>
               </w:rPr>
               <w:t>scripts/generate_schema_doc.py</w:t>
             </w:r>
@@ -1780,8 +1811,8 @@
           <w:p>
             <w:r>
               <w:rPr>
-                <w:rFonts w:ascii="Calibri" w:hAnsi="Calibri"/>
-                <w:sz w:val="18"/>
+                <w:rFonts w:ascii="Times New Roman" w:hAnsi="Times New Roman"/>
+                <w:sz w:val="28"/>
               </w:rPr>
               <w:t>generate_schema_document()</w:t>
             </w:r>
@@ -1801,10 +1832,10 @@
           <w:p>
             <w:r>
               <w:rPr>
-                <w:rFonts w:ascii="Calibri" w:hAnsi="Calibri"/>
+                <w:rFonts w:ascii="Times New Roman" w:hAnsi="Times New Roman"/>
                 <w:b/>
                 <w:color w:val="0369A1"/>
-                <w:sz w:val="18"/>
+                <w:sz w:val="28"/>
               </w:rPr>
               <w:t>L1-L430</w:t>
             </w:r>
@@ -1826,8 +1857,8 @@
           <w:p>
             <w:r>
               <w:rPr>
-                <w:rFonts w:ascii="Calibri" w:hAnsi="Calibri"/>
-                <w:sz w:val="18"/>
+                <w:rFonts w:ascii="Times New Roman" w:hAnsi="Times New Roman"/>
+                <w:sz w:val="28"/>
               </w:rPr>
               <w:t>Auto-Doc Constraints Script</w:t>
             </w:r>
@@ -1835,7 +1866,7 @@
         </w:tc>
         <w:tc>
           <w:tcPr>
-            <w:tcW w:type="dxa" w:w="3312"/>
+            <w:tcW w:type="dxa" w:w="3456"/>
             <w:shd w:val="clear" w:color="auto" w:fill="F8FAFC"/>
             <w:tcMar>
               <w:top w:w="120" w:type="dxa"/>
@@ -1847,10 +1878,10 @@
           <w:p>
             <w:r>
               <w:rPr>
-                <w:rFonts w:ascii="Calibri" w:hAnsi="Calibri"/>
+                <w:rFonts w:ascii="Times New Roman" w:hAnsi="Times New Roman"/>
                 <w:b/>
                 <w:color w:val="0369A1"/>
-                <w:sz w:val="18"/>
+                <w:sz w:val="28"/>
               </w:rPr>
               <w:t>scripts/generate_system_constraints_doc.py</w:t>
             </w:r>
@@ -1870,8 +1901,8 @@
           <w:p>
             <w:r>
               <w:rPr>
-                <w:rFonts w:ascii="Calibri" w:hAnsi="Calibri"/>
-                <w:sz w:val="18"/>
+                <w:rFonts w:ascii="Times New Roman" w:hAnsi="Times New Roman"/>
+                <w:sz w:val="28"/>
               </w:rPr>
               <w:t>create_system_constraints_doc()</w:t>
             </w:r>
@@ -1891,10 +1922,10 @@
           <w:p>
             <w:r>
               <w:rPr>
-                <w:rFonts w:ascii="Calibri" w:hAnsi="Calibri"/>
+                <w:rFonts w:ascii="Times New Roman" w:hAnsi="Times New Roman"/>
                 <w:b/>
                 <w:color w:val="0369A1"/>
-                <w:sz w:val="18"/>
+                <w:sz w:val="28"/>
               </w:rPr>
               <w:t>L1-L240</w:t>
             </w:r>
@@ -1916,8 +1947,8 @@
           <w:p>
             <w:r>
               <w:rPr>
-                <w:rFonts w:ascii="Calibri" w:hAnsi="Calibri"/>
-                <w:sz w:val="18"/>
+                <w:rFonts w:ascii="Times New Roman" w:hAnsi="Times New Roman"/>
+                <w:sz w:val="28"/>
               </w:rPr>
               <w:t>Auto-Doc Technical Guide Script</w:t>
             </w:r>
@@ -1925,7 +1956,7 @@
         </w:tc>
         <w:tc>
           <w:tcPr>
-            <w:tcW w:type="dxa" w:w="3312"/>
+            <w:tcW w:type="dxa" w:w="3456"/>
             <w:shd w:val="clear" w:color="auto" w:fill="FFFFFF"/>
             <w:tcMar>
               <w:top w:w="120" w:type="dxa"/>
@@ -1937,10 +1968,10 @@
           <w:p>
             <w:r>
               <w:rPr>
-                <w:rFonts w:ascii="Calibri" w:hAnsi="Calibri"/>
+                <w:rFonts w:ascii="Times New Roman" w:hAnsi="Times New Roman"/>
                 <w:b/>
                 <w:color w:val="0369A1"/>
-                <w:sz w:val="18"/>
+                <w:sz w:val="28"/>
               </w:rPr>
               <w:t>scripts/generate_tech_file_guide_doc.py</w:t>
             </w:r>
@@ -1960,8 +1991,8 @@
           <w:p>
             <w:r>
               <w:rPr>
-                <w:rFonts w:ascii="Calibri" w:hAnsi="Calibri"/>
-                <w:sz w:val="18"/>
+                <w:rFonts w:ascii="Times New Roman" w:hAnsi="Times New Roman"/>
+                <w:sz w:val="28"/>
               </w:rPr>
               <w:t>create_technical_guide()</w:t>
             </w:r>
@@ -1981,10 +2012,10 @@
           <w:p>
             <w:r>
               <w:rPr>
-                <w:rFonts w:ascii="Calibri" w:hAnsi="Calibri"/>
+                <w:rFonts w:ascii="Times New Roman" w:hAnsi="Times New Roman"/>
                 <w:b/>
                 <w:color w:val="0369A1"/>
-                <w:sz w:val="18"/>
+                <w:sz w:val="28"/>
               </w:rPr>
               <w:t>L1-L250</w:t>
             </w:r>
@@ -2000,11 +2031,11 @@
     <w:p>
       <w:pPr>
         <w:keepNext/>
-        <w:spacing w:before="280" w:after="120"/>
+        <w:spacing w:before="320" w:after="120"/>
       </w:pPr>
       <w:r>
         <w:rPr>
-          <w:rFonts w:ascii="Calibri" w:hAnsi="Calibri"/>
+          <w:rFonts w:ascii="Times New Roman" w:hAnsi="Times New Roman"/>
           <w:b/>
           <w:color w:val="0F172A"/>
           <w:sz w:val="32"/>
@@ -2015,14 +2046,14 @@
     <w:p>
       <w:pPr>
         <w:keepNext/>
-        <w:spacing w:before="280" w:after="120"/>
+        <w:spacing w:before="320" w:after="120"/>
       </w:pPr>
       <w:r>
         <w:rPr>
-          <w:rFonts w:ascii="Calibri" w:hAnsi="Calibri"/>
+          <w:rFonts w:ascii="Times New Roman" w:hAnsi="Times New Roman"/>
           <w:b/>
           <w:color w:val="0369A1"/>
-          <w:sz w:val="26"/>
+          <w:sz w:val="28"/>
         </w:rPr>
         <w:t>A. Modifying Navigation Menu Links &amp; Visibility Roles</w:t>
       </w:r>
@@ -2033,10 +2064,10 @@
       </w:pPr>
       <w:r>
         <w:rPr>
-          <w:rFonts w:ascii="Calibri" w:hAnsi="Calibri"/>
+          <w:rFonts w:ascii="Times New Roman" w:hAnsi="Times New Roman"/>
           <w:b/>
           <w:color w:val="0369A1"/>
-          <w:sz w:val="20"/>
+          <w:sz w:val="28"/>
         </w:rPr>
         <w:t>Primary Code File: client/src/components/Sidebar.jsx</w:t>
       </w:r>
@@ -2048,16 +2079,16 @@
       </w:pPr>
       <w:r>
         <w:rPr>
-          <w:rFonts w:ascii="Calibri" w:hAnsi="Calibri"/>
+          <w:rFonts w:ascii="Times New Roman" w:hAnsi="Times New Roman"/>
           <w:b/>
-          <w:sz w:val="19"/>
+          <w:sz w:val="28"/>
         </w:rPr>
         <w:t xml:space="preserve">To add/remove sidebar links: </w:t>
       </w:r>
       <w:r>
         <w:rPr>
-          <w:rFonts w:ascii="Calibri" w:hAnsi="Calibri"/>
-          <w:sz w:val="19"/>
+          <w:rFonts w:ascii="Times New Roman" w:hAnsi="Times New Roman"/>
+          <w:sz w:val="28"/>
         </w:rPr>
         <w:t>Edit getMenuStructure() (Lines 62-300). Add new objects to baseMenu or category items array.</w:t>
       </w:r>
@@ -2069,16 +2100,16 @@
       </w:pPr>
       <w:r>
         <w:rPr>
-          <w:rFonts w:ascii="Calibri" w:hAnsi="Calibri"/>
+          <w:rFonts w:ascii="Times New Roman" w:hAnsi="Times New Roman"/>
           <w:b/>
-          <w:sz w:val="19"/>
+          <w:sz w:val="28"/>
         </w:rPr>
         <w:t xml:space="preserve">To change role-based menu toggles: </w:t>
       </w:r>
       <w:r>
         <w:rPr>
-          <w:rFonts w:ascii="Calibri" w:hAnsi="Calibri"/>
-          <w:sz w:val="19"/>
+          <w:rFonts w:ascii="Times New Roman" w:hAnsi="Times New Roman"/>
+          <w:sz w:val="28"/>
         </w:rPr>
         <w:t>Modify role checks (e.g., if (role === 'admin'), if (isHod), if (isClubCoord)) in getMenuStructure().</w:t>
       </w:r>
@@ -2090,16 +2121,16 @@
       </w:pPr>
       <w:r>
         <w:rPr>
-          <w:rFonts w:ascii="Calibri" w:hAnsi="Calibri"/>
+          <w:rFonts w:ascii="Times New Roman" w:hAnsi="Times New Roman"/>
           <w:b/>
-          <w:sz w:val="19"/>
+          <w:sz w:val="28"/>
         </w:rPr>
         <w:t xml:space="preserve">To inject custom pages: </w:t>
       </w:r>
       <w:r>
         <w:rPr>
-          <w:rFonts w:ascii="Calibri" w:hAnsi="Calibri"/>
-          <w:sz w:val="19"/>
+          <w:rFonts w:ascii="Times New Roman" w:hAnsi="Times New Roman"/>
+          <w:sz w:val="28"/>
         </w:rPr>
         <w:t>Update allowedDynamicPages filter in Sidebar.jsx (Lines 303-320).</w:t>
       </w:r>
@@ -2107,14 +2138,14 @@
     <w:p>
       <w:pPr>
         <w:keepNext/>
-        <w:spacing w:before="280" w:after="120"/>
+        <w:spacing w:before="320" w:after="120"/>
       </w:pPr>
       <w:r>
         <w:rPr>
-          <w:rFonts w:ascii="Calibri" w:hAnsi="Calibri"/>
+          <w:rFonts w:ascii="Times New Roman" w:hAnsi="Times New Roman"/>
           <w:b/>
           <w:color w:val="0369A1"/>
-          <w:sz w:val="26"/>
+          <w:sz w:val="28"/>
         </w:rPr>
         <w:t>B. Modifying Roles, Claims &amp; Authorization</w:t>
       </w:r>
@@ -2125,10 +2156,10 @@
       </w:pPr>
       <w:r>
         <w:rPr>
-          <w:rFonts w:ascii="Calibri" w:hAnsi="Calibri"/>
+          <w:rFonts w:ascii="Times New Roman" w:hAnsi="Times New Roman"/>
           <w:b/>
           <w:color w:val="0369A1"/>
-          <w:sz w:val="20"/>
+          <w:sz w:val="28"/>
         </w:rPr>
         <w:t>Primary Code File: server/routes/auth.js &amp; server/server.js</w:t>
       </w:r>
@@ -2140,16 +2171,16 @@
       </w:pPr>
       <w:r>
         <w:rPr>
-          <w:rFonts w:ascii="Calibri" w:hAnsi="Calibri"/>
+          <w:rFonts w:ascii="Times New Roman" w:hAnsi="Times New Roman"/>
           <w:b/>
-          <w:sz w:val="19"/>
+          <w:sz w:val="28"/>
         </w:rPr>
         <w:t xml:space="preserve">To add new role claims: </w:t>
       </w:r>
       <w:r>
         <w:rPr>
-          <w:rFonts w:ascii="Calibri" w:hAnsi="Calibri"/>
-          <w:sz w:val="19"/>
+          <w:rFonts w:ascii="Times New Roman" w:hAnsi="Times New Roman"/>
+          <w:sz w:val="28"/>
         </w:rPr>
         <w:t>Edit POST /api/auth/login in server/routes/auth.js (Lines 110-130). Include new fields in jwt.sign().</w:t>
       </w:r>
@@ -2161,16 +2192,16 @@
       </w:pPr>
       <w:r>
         <w:rPr>
-          <w:rFonts w:ascii="Calibri" w:hAnsi="Calibri"/>
+          <w:rFonts w:ascii="Times New Roman" w:hAnsi="Times New Roman"/>
           <w:b/>
-          <w:sz w:val="19"/>
+          <w:sz w:val="28"/>
         </w:rPr>
         <w:t xml:space="preserve">To change file access permissions: </w:t>
       </w:r>
       <w:r>
         <w:rPr>
-          <w:rFonts w:ascii="Calibri" w:hAnsi="Calibri"/>
-          <w:sz w:val="19"/>
+          <w:rFonts w:ascii="Times New Roman" w:hAnsi="Times New Roman"/>
+          <w:sz w:val="28"/>
         </w:rPr>
         <w:t>Edit requireFileAuth middleware in server/server.js (Lines 28-44).</w:t>
       </w:r>
@@ -2182,16 +2213,16 @@
       </w:pPr>
       <w:r>
         <w:rPr>
-          <w:rFonts w:ascii="Calibri" w:hAnsi="Calibri"/>
+          <w:rFonts w:ascii="Times New Roman" w:hAnsi="Times New Roman"/>
           <w:b/>
-          <w:sz w:val="19"/>
+          <w:sz w:val="28"/>
         </w:rPr>
         <w:t xml:space="preserve">To alter API authorization checks: </w:t>
       </w:r>
       <w:r>
         <w:rPr>
-          <w:rFonts w:ascii="Calibri" w:hAnsi="Calibri"/>
-          <w:sz w:val="19"/>
+          <w:rFonts w:ascii="Times New Roman" w:hAnsi="Times New Roman"/>
+          <w:sz w:val="28"/>
         </w:rPr>
         <w:t>Update authenticateToken and role conditionals in server/routes/admin.js and faculty.js.</w:t>
       </w:r>
@@ -2199,14 +2230,14 @@
     <w:p>
       <w:pPr>
         <w:keepNext/>
-        <w:spacing w:before="280" w:after="120"/>
+        <w:spacing w:before="320" w:after="120"/>
       </w:pPr>
       <w:r>
         <w:rPr>
-          <w:rFonts w:ascii="Calibri" w:hAnsi="Calibri"/>
+          <w:rFonts w:ascii="Times New Roman" w:hAnsi="Times New Roman"/>
           <w:b/>
           <w:color w:val="0369A1"/>
-          <w:sz w:val="26"/>
+          <w:sz w:val="28"/>
         </w:rPr>
         <w:t>C. Modifying Faculty Department Transfer Rules</w:t>
       </w:r>
@@ -2217,10 +2248,10 @@
       </w:pPr>
       <w:r>
         <w:rPr>
-          <w:rFonts w:ascii="Calibri" w:hAnsi="Calibri"/>
+          <w:rFonts w:ascii="Times New Roman" w:hAnsi="Times New Roman"/>
           <w:b/>
           <w:color w:val="0369A1"/>
-          <w:sz w:val="20"/>
+          <w:sz w:val="28"/>
         </w:rPr>
         <w:t>Primary Code File: server/routes/admin.js &amp; server/utils/fileStorage.js</w:t>
       </w:r>
@@ -2232,16 +2263,16 @@
       </w:pPr>
       <w:r>
         <w:rPr>
-          <w:rFonts w:ascii="Calibri" w:hAnsi="Calibri"/>
+          <w:rFonts w:ascii="Times New Roman" w:hAnsi="Times New Roman"/>
           <w:b/>
-          <w:sz w:val="19"/>
+          <w:sz w:val="28"/>
         </w:rPr>
         <w:t xml:space="preserve">To update transfer audit logging: </w:t>
       </w:r>
       <w:r>
         <w:rPr>
-          <w:rFonts w:ascii="Calibri" w:hAnsi="Calibri"/>
-          <w:sz w:val="19"/>
+          <w:rFonts w:ascii="Times New Roman" w:hAnsi="Times New Roman"/>
+          <w:sz w:val="28"/>
         </w:rPr>
         <w:t>Edit POST /api/admin/faculty/transfer in server/routes/admin.js (Lines 715-755).</w:t>
       </w:r>
@@ -2253,16 +2284,16 @@
       </w:pPr>
       <w:r>
         <w:rPr>
-          <w:rFonts w:ascii="Calibri" w:hAnsi="Calibri"/>
+          <w:rFonts w:ascii="Times New Roman" w:hAnsi="Times New Roman"/>
           <w:b/>
-          <w:sz w:val="19"/>
+          <w:sz w:val="28"/>
         </w:rPr>
         <w:t xml:space="preserve">To adjust physical folder mover logic: </w:t>
       </w:r>
       <w:r>
         <w:rPr>
-          <w:rFonts w:ascii="Calibri" w:hAnsi="Calibri"/>
-          <w:sz w:val="19"/>
+          <w:rFonts w:ascii="Times New Roman" w:hAnsi="Times New Roman"/>
+          <w:sz w:val="28"/>
         </w:rPr>
         <w:t>Edit moveFacultyDirectory() in server/utils/fileStorage.js (Lines 230-290).</w:t>
       </w:r>
@@ -2274,16 +2305,16 @@
       </w:pPr>
       <w:r>
         <w:rPr>
-          <w:rFonts w:ascii="Calibri" w:hAnsi="Calibri"/>
+          <w:rFonts w:ascii="Times New Roman" w:hAnsi="Times New Roman"/>
           <w:b/>
-          <w:sz w:val="19"/>
+          <w:sz w:val="28"/>
         </w:rPr>
         <w:t xml:space="preserve">To change transfer history schema: </w:t>
       </w:r>
       <w:r>
         <w:rPr>
-          <w:rFonts w:ascii="Calibri" w:hAnsi="Calibri"/>
-          <w:sz w:val="19"/>
+          <w:rFonts w:ascii="Times New Roman" w:hAnsi="Times New Roman"/>
+          <w:sz w:val="28"/>
         </w:rPr>
         <w:t>Update staff_department_history definition in server/db.js (Line 554).</w:t>
       </w:r>
@@ -2291,14 +2322,14 @@
     <w:p>
       <w:pPr>
         <w:keepNext/>
-        <w:spacing w:before="280" w:after="120"/>
+        <w:spacing w:before="320" w:after="120"/>
       </w:pPr>
       <w:r>
         <w:rPr>
-          <w:rFonts w:ascii="Calibri" w:hAnsi="Calibri"/>
+          <w:rFonts w:ascii="Times New Roman" w:hAnsi="Times New Roman"/>
           <w:b/>
           <w:color w:val="0369A1"/>
-          <w:sz w:val="26"/>
+          <w:sz w:val="28"/>
         </w:rPr>
         <w:t>D. Modifying Performance Appraisal Rules &amp; Form Builder</w:t>
       </w:r>
@@ -2309,10 +2340,10 @@
       </w:pPr>
       <w:r>
         <w:rPr>
-          <w:rFonts w:ascii="Calibri" w:hAnsi="Calibri"/>
+          <w:rFonts w:ascii="Times New Roman" w:hAnsi="Times New Roman"/>
           <w:b/>
           <w:color w:val="0369A1"/>
-          <w:sz w:val="20"/>
+          <w:sz w:val="28"/>
         </w:rPr>
         <w:t>Primary Code File: client/src/pages/Appraisal.jsx &amp; client/src/utils/academicYear.js</w:t>
       </w:r>
@@ -2324,16 +2355,16 @@
       </w:pPr>
       <w:r>
         <w:rPr>
-          <w:rFonts w:ascii="Calibri" w:hAnsi="Calibri"/>
+          <w:rFonts w:ascii="Times New Roman" w:hAnsi="Times New Roman"/>
           <w:b/>
-          <w:sz w:val="19"/>
+          <w:sz w:val="28"/>
         </w:rPr>
         <w:t xml:space="preserve">To change default evaluation academic year: </w:t>
       </w:r>
       <w:r>
         <w:rPr>
-          <w:rFonts w:ascii="Calibri" w:hAnsi="Calibri"/>
-          <w:sz w:val="19"/>
+          <w:rFonts w:ascii="Times New Roman" w:hAnsi="Times New Roman"/>
+          <w:sz w:val="28"/>
         </w:rPr>
         <w:t>Edit getAppraisalAcademicYear() in client/src/utils/academicYear.js (Lines 20-33).</w:t>
       </w:r>
@@ -2345,16 +2376,16 @@
       </w:pPr>
       <w:r>
         <w:rPr>
-          <w:rFonts w:ascii="Calibri" w:hAnsi="Calibri"/>
+          <w:rFonts w:ascii="Times New Roman" w:hAnsi="Times New Roman"/>
           <w:b/>
-          <w:sz w:val="19"/>
+          <w:sz w:val="28"/>
         </w:rPr>
         <w:t xml:space="preserve">To alter score caps or designation overrides: </w:t>
       </w:r>
       <w:r>
         <w:rPr>
-          <w:rFonts w:ascii="Calibri" w:hAnsi="Calibri"/>
-          <w:sz w:val="19"/>
+          <w:rFonts w:ascii="Times New Roman" w:hAnsi="Times New Roman"/>
+          <w:sz w:val="28"/>
         </w:rPr>
         <w:t>Edit getConstraint() in client/src/pages/Appraisal.jsx (Lines 3565-3610).</w:t>
       </w:r>
@@ -2366,16 +2397,16 @@
       </w:pPr>
       <w:r>
         <w:rPr>
-          <w:rFonts w:ascii="Calibri" w:hAnsi="Calibri"/>
+          <w:rFonts w:ascii="Times New Roman" w:hAnsi="Times New Roman"/>
           <w:b/>
-          <w:sz w:val="19"/>
+          <w:sz w:val="28"/>
         </w:rPr>
         <w:t xml:space="preserve">To modify designation filter tabs: </w:t>
       </w:r>
       <w:r>
         <w:rPr>
-          <w:rFonts w:ascii="Calibri" w:hAnsi="Calibri"/>
-          <w:sz w:val="19"/>
+          <w:rFonts w:ascii="Times New Roman" w:hAnsi="Times New Roman"/>
+          <w:sz w:val="28"/>
         </w:rPr>
         <w:t>Edit Target Designation Filter Bar in Appraisal.jsx (Lines 1585-1640).</w:t>
       </w:r>
@@ -2387,16 +2418,16 @@
       </w:pPr>
       <w:r>
         <w:rPr>
-          <w:rFonts w:ascii="Calibri" w:hAnsi="Calibri"/>
+          <w:rFonts w:ascii="Times New Roman" w:hAnsi="Times New Roman"/>
           <w:b/>
-          <w:sz w:val="19"/>
+          <w:sz w:val="28"/>
         </w:rPr>
         <w:t xml:space="preserve">To adjust threshold bracket modal (⚙️ Config Bracket): </w:t>
       </w:r>
       <w:r>
         <w:rPr>
-          <w:rFonts w:ascii="Calibri" w:hAnsi="Calibri"/>
-          <w:sz w:val="19"/>
+          <w:rFonts w:ascii="Times New Roman" w:hAnsi="Times New Roman"/>
+          <w:sz w:val="28"/>
         </w:rPr>
         <w:t>Edit ruleModalItem in Appraisal.jsx (Lines 5120-5210).</w:t>
       </w:r>
@@ -2408,16 +2439,16 @@
       </w:pPr>
       <w:r>
         <w:rPr>
-          <w:rFonts w:ascii="Calibri" w:hAnsi="Calibri"/>
+          <w:rFonts w:ascii="Times New Roman" w:hAnsi="Times New Roman"/>
           <w:b/>
-          <w:sz w:val="19"/>
+          <w:sz w:val="28"/>
         </w:rPr>
         <w:t xml:space="preserve">To adjust custom PART addition (➕ Add New PART): </w:t>
       </w:r>
       <w:r>
         <w:rPr>
-          <w:rFonts w:ascii="Calibri" w:hAnsi="Calibri"/>
-          <w:sz w:val="19"/>
+          <w:rFonts w:ascii="Times New Roman" w:hAnsi="Times New Roman"/>
+          <w:sz w:val="28"/>
         </w:rPr>
         <w:t>Edit showAddPartModal and distinctSections memo in Appraisal.jsx (Lines 5215-5310).</w:t>
       </w:r>
@@ -2429,16 +2460,16 @@
       </w:pPr>
       <w:r>
         <w:rPr>
-          <w:rFonts w:ascii="Calibri" w:hAnsi="Calibri"/>
+          <w:rFonts w:ascii="Times New Roman" w:hAnsi="Times New Roman"/>
           <w:b/>
-          <w:sz w:val="19"/>
+          <w:sz w:val="28"/>
         </w:rPr>
         <w:t xml:space="preserve">To customize proof document viewing links: </w:t>
       </w:r>
       <w:r>
         <w:rPr>
-          <w:rFonts w:ascii="Calibri" w:hAnsi="Calibri"/>
-          <w:sz w:val="19"/>
+          <w:rFonts w:ascii="Times New Roman" w:hAnsi="Times New Roman"/>
+          <w:sz w:val="28"/>
         </w:rPr>
         <w:t>Edit AutoMappedVerificationPanel in Appraisal.jsx (Lines 1227-1490).</w:t>
       </w:r>
@@ -2446,14 +2477,14 @@
     <w:p>
       <w:pPr>
         <w:keepNext/>
-        <w:spacing w:before="280" w:after="120"/>
+        <w:spacing w:before="320" w:after="120"/>
       </w:pPr>
       <w:r>
         <w:rPr>
-          <w:rFonts w:ascii="Calibri" w:hAnsi="Calibri"/>
+          <w:rFonts w:ascii="Times New Roman" w:hAnsi="Times New Roman"/>
           <w:b/>
           <w:color w:val="0369A1"/>
-          <w:sz w:val="26"/>
+          <w:sz w:val="28"/>
         </w:rPr>
         <w:t>E. Modifying Document Storage &amp; Upload Limits</w:t>
       </w:r>
@@ -2464,10 +2495,10 @@
       </w:pPr>
       <w:r>
         <w:rPr>
-          <w:rFonts w:ascii="Calibri" w:hAnsi="Calibri"/>
+          <w:rFonts w:ascii="Times New Roman" w:hAnsi="Times New Roman"/>
           <w:b/>
           <w:color w:val="0369A1"/>
-          <w:sz w:val="20"/>
+          <w:sz w:val="28"/>
         </w:rPr>
         <w:t>Primary Code File: server/routes/activities.js &amp; server/server.js</w:t>
       </w:r>
@@ -2479,16 +2510,16 @@
       </w:pPr>
       <w:r>
         <w:rPr>
-          <w:rFonts w:ascii="Calibri" w:hAnsi="Calibri"/>
+          <w:rFonts w:ascii="Times New Roman" w:hAnsi="Times New Roman"/>
           <w:b/>
-          <w:sz w:val="19"/>
+          <w:sz w:val="28"/>
         </w:rPr>
         <w:t xml:space="preserve">To change upload file size limit (currently 5MB): </w:t>
       </w:r>
       <w:r>
         <w:rPr>
-          <w:rFonts w:ascii="Calibri" w:hAnsi="Calibri"/>
-          <w:sz w:val="19"/>
+          <w:rFonts w:ascii="Times New Roman" w:hAnsi="Times New Roman"/>
+          <w:sz w:val="28"/>
         </w:rPr>
         <w:t>Edit multer upload config in server/routes/activities.js (Lines 13-25).</w:t>
       </w:r>
@@ -2500,16 +2531,16 @@
       </w:pPr>
       <w:r>
         <w:rPr>
-          <w:rFonts w:ascii="Calibri" w:hAnsi="Calibri"/>
+          <w:rFonts w:ascii="Times New Roman" w:hAnsi="Times New Roman"/>
           <w:b/>
-          <w:sz w:val="19"/>
+          <w:sz w:val="28"/>
         </w:rPr>
         <w:t xml:space="preserve">To add new allowed file extensions: </w:t>
       </w:r>
       <w:r>
         <w:rPr>
-          <w:rFonts w:ascii="Calibri" w:hAnsi="Calibri"/>
-          <w:sz w:val="19"/>
+          <w:rFonts w:ascii="Times New Roman" w:hAnsi="Times New Roman"/>
+          <w:sz w:val="28"/>
         </w:rPr>
         <w:t>Update file type validation regex in server/routes/activities.js and dynamic_pages.js.</w:t>
       </w:r>
@@ -2522,11 +2553,11 @@
     <w:p>
       <w:pPr>
         <w:keepNext/>
-        <w:spacing w:before="280" w:after="120"/>
+        <w:spacing w:before="320" w:after="120"/>
       </w:pPr>
       <w:r>
         <w:rPr>
-          <w:rFonts w:ascii="Calibri" w:hAnsi="Calibri"/>
+          <w:rFonts w:ascii="Times New Roman" w:hAnsi="Times New Roman"/>
           <w:b/>
           <w:color w:val="0F172A"/>
           <w:sz w:val="32"/>
@@ -2540,8 +2571,8 @@
       </w:pPr>
       <w:r>
         <w:rPr>
-          <w:rFonts w:ascii="Calibri" w:hAnsi="Calibri"/>
-          <w:sz w:val="21"/>
+          <w:rFonts w:ascii="Times New Roman" w:hAnsi="Times New Roman"/>
+          <w:sz w:val="28"/>
         </w:rPr>
         <w:t>To ensure permanent synchronization between codebase changes and system documentation, the following automated generator scripts must be executed whenever code constraints or database structures are updated:</w:t>
       </w:r>
@@ -2553,17 +2584,17 @@
       </w:pPr>
       <w:r>
         <w:rPr>
-          <w:rFonts w:ascii="Calibri" w:hAnsi="Calibri"/>
+          <w:rFonts w:ascii="Times New Roman" w:hAnsi="Times New Roman"/>
           <w:b/>
           <w:color w:val="0F331F"/>
-          <w:sz w:val="20"/>
+          <w:sz w:val="28"/>
         </w:rPr>
         <w:t xml:space="preserve">Database Schema Document: </w:t>
       </w:r>
       <w:r>
         <w:rPr>
-          <w:rFonts w:ascii="Calibri" w:hAnsi="Calibri"/>
-          <w:sz w:val="20"/>
+          <w:rFonts w:ascii="Times New Roman" w:hAnsi="Times New Roman"/>
+          <w:sz w:val="28"/>
         </w:rPr>
         <w:t>python3 scripts/generate_schema_doc.py -&gt; Updates Database_Schema.docx</w:t>
       </w:r>
@@ -2575,17 +2606,17 @@
       </w:pPr>
       <w:r>
         <w:rPr>
-          <w:rFonts w:ascii="Calibri" w:hAnsi="Calibri"/>
+          <w:rFonts w:ascii="Times New Roman" w:hAnsi="Times New Roman"/>
           <w:b/>
           <w:color w:val="0F331F"/>
-          <w:sz w:val="20"/>
+          <w:sz w:val="28"/>
         </w:rPr>
         <w:t xml:space="preserve">System Constraints &amp; Rules Document: </w:t>
       </w:r>
       <w:r>
         <w:rPr>
-          <w:rFonts w:ascii="Calibri" w:hAnsi="Calibri"/>
-          <w:sz w:val="20"/>
+          <w:rFonts w:ascii="Times New Roman" w:hAnsi="Times New Roman"/>
+          <w:sz w:val="28"/>
         </w:rPr>
         <w:t>python3 scripts/generate_system_constraints_doc.py -&gt; Updates System_Constraints_and_Portal_Rules.docx</w:t>
       </w:r>
@@ -2597,29 +2628,50 @@
       </w:pPr>
       <w:r>
         <w:rPr>
-          <w:rFonts w:ascii="Calibri" w:hAnsi="Calibri"/>
+          <w:rFonts w:ascii="Times New Roman" w:hAnsi="Times New Roman"/>
           <w:b/>
           <w:color w:val="0F331F"/>
-          <w:sz w:val="20"/>
+          <w:sz w:val="28"/>
         </w:rPr>
         <w:t xml:space="preserve">Technical File Modification Guide: </w:t>
       </w:r>
       <w:r>
         <w:rPr>
-          <w:rFonts w:ascii="Calibri" w:hAnsi="Calibri"/>
-          <w:sz w:val="20"/>
+          <w:rFonts w:ascii="Times New Roman" w:hAnsi="Times New Roman"/>
+          <w:sz w:val="28"/>
         </w:rPr>
         <w:t>python3 scripts/generate_tech_file_guide_doc.py -&gt; Updates Technical_Constraints_and_File_Modification_Guide.docx</w:t>
       </w:r>
     </w:p>
     <w:sectPr>
+      <w:footerReference w:type="default" r:id="rId9"/>
       <w:pgSz w:w="12240" w:h="15840"/>
-      <w:pgMar w:top="1152" w:right="1152" w:bottom="1152" w:left="1152" w:header="720" w:footer="720" w:gutter="0"/>
+      <w:pgMar w:top="1080" w:right="1080" w:bottom="1080" w:left="1080" w:header="720" w:footer="720" w:gutter="0"/>
       <w:cols w:space="720"/>
       <w:docGrid w:linePitch="360"/>
     </w:sectPr>
   </w:body>
 </w:document>
+</file>
+
+<file path=word/footer1.xml><?xml version="1.0" encoding="utf-8"?>
+<w:ftr xmlns:m="http://schemas.openxmlformats.org/officeDocument/2006/math" xmlns:mc="http://schemas.openxmlformats.org/markup-compatibility/2006" xmlns:mo="http://schemas.microsoft.com/office/mac/office/2008/main" xmlns:mv="urn:schemas-microsoft-com:mac:vml" xmlns:o="urn:schemas-microsoft-com:office:office" xmlns:r="http://schemas.openxmlformats.org/officeDocument/2006/relationships" xmlns:v="urn:schemas-microsoft-com:vml" xmlns:w10="urn:schemas-microsoft-com:office:word" xmlns:w14="http://schemas.microsoft.com/office/word/2010/wordml" xmlns:w="http://schemas.openxmlformats.org/wordprocessingml/2006/main" xmlns:wne="http://schemas.microsoft.com/office/word/2006/wordml" xmlns:wp14="http://schemas.microsoft.com/office/word/2010/wordprocessingDrawing" xmlns:wp="http://schemas.openxmlformats.org/drawingml/2006/wordprocessingDrawing" xmlns:wpc="http://schemas.microsoft.com/office/word/2010/wordprocessingCanvas" xmlns:wpg="http://schemas.microsoft.com/office/word/2010/wordprocessingGroup" xmlns:wpi="http://schemas.microsoft.com/office/word/2010/wordprocessingInk" xmlns:wps="http://schemas.microsoft.com/office/word/2010/wordprocessingShape" mc:Ignorable="w14 wp14">
+  <w:p>
+    <w:pPr>
+      <w:pStyle w:val="Footer"/>
+      <w:spacing w:before="120"/>
+      <w:jc w:val="center"/>
+    </w:pPr>
+    <w:r>
+      <w:rPr>
+        <w:rFonts w:ascii="Times New Roman" w:hAnsi="Times New Roman"/>
+        <w:color w:val="64748B"/>
+        <w:sz w:val="22"/>
+      </w:rPr>
+      <w:t>© 2026 FIS Team - Sri Ramakrishna Engineering College, Coimbatore | SREC FIS V3.0</w:t>
+    </w:r>
+  </w:p>
+</w:ftr>
 </file>
 
 <file path=word/numbering.xml><?xml version="1.0" encoding="utf-8"?>
